--- a/cs10/python/s09_operators.docx
+++ b/cs10/python/s09_operators.docx
@@ -53,26 +53,12 @@
       <w:r>
         <w:t xml:space="preserve">: </w:t>
       </w:r>
-      <w:hyperlink r:id="rId6" w:anchor="cs_new/sp1/oper">
+      <w:hyperlink r:id="rId6" w:anchor="cs/cs10/sp/oper">
         <w:r>
           <w:rPr>
             <w:rStyle w:val="Hyperlink"/>
           </w:rPr>
-          <w:t>dmaccarthy.github.io/</w:t>
-        </w:r>
-        <w:proofErr w:type="gramStart"/>
-        <w:r>
-          <w:rPr>
-            <w:rStyle w:val="Hyperlink"/>
-          </w:rPr>
-          <w:t>sci/#</w:t>
-        </w:r>
-        <w:proofErr w:type="gramEnd"/>
-        <w:r>
-          <w:rPr>
-            <w:rStyle w:val="Hyperlink"/>
-          </w:rPr>
-          <w:t>cs_new/sp1/oper</w:t>
+          <w:t>dmaccarthy.github.io/sci/#cs/cs10/sp/oper</w:t>
         </w:r>
       </w:hyperlink>
     </w:p>
@@ -156,7 +142,6 @@
         <w:tc>
           <w:tcPr>
             <w:tcW w:w="3600" w:type="dxa"/>
-            <w:shd w:val="clear" w:color="auto" w:fill="auto"/>
             <w:tcMar>
               <w:top w:w="28" w:type="dxa"/>
               <w:left w:w="28" w:type="dxa"/>
@@ -184,7 +169,6 @@
         <w:tc>
           <w:tcPr>
             <w:tcW w:w="1440" w:type="dxa"/>
-            <w:shd w:val="clear" w:color="auto" w:fill="auto"/>
             <w:tcMar>
               <w:top w:w="28" w:type="dxa"/>
               <w:left w:w="28" w:type="dxa"/>
@@ -212,7 +196,6 @@
         <w:tc>
           <w:tcPr>
             <w:tcW w:w="3600" w:type="dxa"/>
-            <w:shd w:val="clear" w:color="auto" w:fill="auto"/>
             <w:tcMar>
               <w:top w:w="28" w:type="dxa"/>
               <w:left w:w="28" w:type="dxa"/>
@@ -245,7 +228,6 @@
         <w:tc>
           <w:tcPr>
             <w:tcW w:w="3600" w:type="dxa"/>
-            <w:shd w:val="clear" w:color="auto" w:fill="auto"/>
             <w:tcMar>
               <w:top w:w="28" w:type="dxa"/>
               <w:left w:w="28" w:type="dxa"/>
@@ -275,7 +257,6 @@
         <w:tc>
           <w:tcPr>
             <w:tcW w:w="1440" w:type="dxa"/>
-            <w:shd w:val="clear" w:color="auto" w:fill="auto"/>
             <w:tcMar>
               <w:top w:w="28" w:type="dxa"/>
               <w:left w:w="28" w:type="dxa"/>
@@ -298,7 +279,6 @@
         <w:tc>
           <w:tcPr>
             <w:tcW w:w="3600" w:type="dxa"/>
-            <w:shd w:val="clear" w:color="auto" w:fill="auto"/>
             <w:tcMar>
               <w:top w:w="28" w:type="dxa"/>
               <w:left w:w="28" w:type="dxa"/>
@@ -326,7 +306,6 @@
         <w:tc>
           <w:tcPr>
             <w:tcW w:w="3600" w:type="dxa"/>
-            <w:shd w:val="clear" w:color="auto" w:fill="auto"/>
             <w:tcMar>
               <w:top w:w="28" w:type="dxa"/>
               <w:left w:w="28" w:type="dxa"/>
@@ -356,7 +335,6 @@
         <w:tc>
           <w:tcPr>
             <w:tcW w:w="1440" w:type="dxa"/>
-            <w:shd w:val="clear" w:color="auto" w:fill="auto"/>
             <w:tcMar>
               <w:top w:w="28" w:type="dxa"/>
               <w:left w:w="28" w:type="dxa"/>
@@ -379,7 +357,6 @@
         <w:tc>
           <w:tcPr>
             <w:tcW w:w="3600" w:type="dxa"/>
-            <w:shd w:val="clear" w:color="auto" w:fill="auto"/>
             <w:tcMar>
               <w:top w:w="28" w:type="dxa"/>
               <w:left w:w="28" w:type="dxa"/>
@@ -407,7 +384,6 @@
         <w:tc>
           <w:tcPr>
             <w:tcW w:w="3600" w:type="dxa"/>
-            <w:shd w:val="clear" w:color="auto" w:fill="auto"/>
             <w:tcMar>
               <w:top w:w="28" w:type="dxa"/>
               <w:left w:w="28" w:type="dxa"/>
@@ -437,7 +413,6 @@
         <w:tc>
           <w:tcPr>
             <w:tcW w:w="1440" w:type="dxa"/>
-            <w:shd w:val="clear" w:color="auto" w:fill="auto"/>
             <w:tcMar>
               <w:top w:w="28" w:type="dxa"/>
               <w:left w:w="28" w:type="dxa"/>
@@ -460,7 +435,6 @@
         <w:tc>
           <w:tcPr>
             <w:tcW w:w="3600" w:type="dxa"/>
-            <w:shd w:val="clear" w:color="auto" w:fill="auto"/>
             <w:tcMar>
               <w:top w:w="28" w:type="dxa"/>
               <w:left w:w="28" w:type="dxa"/>
@@ -488,7 +462,6 @@
         <w:tc>
           <w:tcPr>
             <w:tcW w:w="3600" w:type="dxa"/>
-            <w:shd w:val="clear" w:color="auto" w:fill="auto"/>
             <w:tcMar>
               <w:top w:w="28" w:type="dxa"/>
               <w:left w:w="28" w:type="dxa"/>
@@ -518,7 +491,6 @@
         <w:tc>
           <w:tcPr>
             <w:tcW w:w="1440" w:type="dxa"/>
-            <w:shd w:val="clear" w:color="auto" w:fill="auto"/>
             <w:tcMar>
               <w:top w:w="28" w:type="dxa"/>
               <w:left w:w="28" w:type="dxa"/>
@@ -541,7 +513,6 @@
         <w:tc>
           <w:tcPr>
             <w:tcW w:w="3600" w:type="dxa"/>
-            <w:shd w:val="clear" w:color="auto" w:fill="auto"/>
             <w:tcMar>
               <w:top w:w="28" w:type="dxa"/>
               <w:left w:w="28" w:type="dxa"/>
@@ -569,7 +540,6 @@
         <w:tc>
           <w:tcPr>
             <w:tcW w:w="3600" w:type="dxa"/>
-            <w:shd w:val="clear" w:color="auto" w:fill="auto"/>
             <w:tcMar>
               <w:top w:w="28" w:type="dxa"/>
               <w:left w:w="28" w:type="dxa"/>
@@ -599,7 +569,6 @@
         <w:tc>
           <w:tcPr>
             <w:tcW w:w="1440" w:type="dxa"/>
-            <w:shd w:val="clear" w:color="auto" w:fill="auto"/>
             <w:tcMar>
               <w:top w:w="28" w:type="dxa"/>
               <w:left w:w="28" w:type="dxa"/>
@@ -622,7 +591,6 @@
         <w:tc>
           <w:tcPr>
             <w:tcW w:w="3600" w:type="dxa"/>
-            <w:shd w:val="clear" w:color="auto" w:fill="auto"/>
             <w:tcMar>
               <w:top w:w="28" w:type="dxa"/>
               <w:left w:w="28" w:type="dxa"/>
@@ -650,7 +618,6 @@
         <w:tc>
           <w:tcPr>
             <w:tcW w:w="3600" w:type="dxa"/>
-            <w:shd w:val="clear" w:color="auto" w:fill="auto"/>
             <w:tcMar>
               <w:top w:w="28" w:type="dxa"/>
               <w:left w:w="28" w:type="dxa"/>
@@ -680,7 +647,6 @@
         <w:tc>
           <w:tcPr>
             <w:tcW w:w="1440" w:type="dxa"/>
-            <w:shd w:val="clear" w:color="auto" w:fill="auto"/>
             <w:tcMar>
               <w:top w:w="28" w:type="dxa"/>
               <w:left w:w="28" w:type="dxa"/>
@@ -703,7 +669,6 @@
         <w:tc>
           <w:tcPr>
             <w:tcW w:w="3600" w:type="dxa"/>
-            <w:shd w:val="clear" w:color="auto" w:fill="auto"/>
             <w:tcMar>
               <w:top w:w="28" w:type="dxa"/>
               <w:left w:w="28" w:type="dxa"/>
@@ -731,7 +696,6 @@
         <w:tc>
           <w:tcPr>
             <w:tcW w:w="3600" w:type="dxa"/>
-            <w:shd w:val="clear" w:color="auto" w:fill="auto"/>
             <w:tcMar>
               <w:top w:w="28" w:type="dxa"/>
               <w:left w:w="28" w:type="dxa"/>
@@ -761,7 +725,6 @@
         <w:tc>
           <w:tcPr>
             <w:tcW w:w="1440" w:type="dxa"/>
-            <w:shd w:val="clear" w:color="auto" w:fill="auto"/>
             <w:tcMar>
               <w:top w:w="28" w:type="dxa"/>
               <w:left w:w="28" w:type="dxa"/>
@@ -784,7 +747,6 @@
         <w:tc>
           <w:tcPr>
             <w:tcW w:w="3600" w:type="dxa"/>
-            <w:shd w:val="clear" w:color="auto" w:fill="auto"/>
             <w:tcMar>
               <w:top w:w="28" w:type="dxa"/>
               <w:left w:w="28" w:type="dxa"/>
@@ -812,7 +774,6 @@
         <w:tc>
           <w:tcPr>
             <w:tcW w:w="3600" w:type="dxa"/>
-            <w:shd w:val="clear" w:color="auto" w:fill="auto"/>
             <w:tcMar>
               <w:top w:w="28" w:type="dxa"/>
               <w:left w:w="28" w:type="dxa"/>
@@ -842,7 +803,6 @@
         <w:tc>
           <w:tcPr>
             <w:tcW w:w="1440" w:type="dxa"/>
-            <w:shd w:val="clear" w:color="auto" w:fill="auto"/>
             <w:tcMar>
               <w:top w:w="28" w:type="dxa"/>
               <w:left w:w="28" w:type="dxa"/>
@@ -865,7 +825,6 @@
         <w:tc>
           <w:tcPr>
             <w:tcW w:w="3600" w:type="dxa"/>
-            <w:shd w:val="clear" w:color="auto" w:fill="auto"/>
             <w:tcMar>
               <w:top w:w="28" w:type="dxa"/>
               <w:left w:w="28" w:type="dxa"/>
@@ -893,7 +852,6 @@
         <w:tc>
           <w:tcPr>
             <w:tcW w:w="3600" w:type="dxa"/>
-            <w:shd w:val="clear" w:color="auto" w:fill="auto"/>
             <w:tcMar>
               <w:top w:w="28" w:type="dxa"/>
               <w:left w:w="28" w:type="dxa"/>
@@ -931,7 +889,6 @@
         <w:tc>
           <w:tcPr>
             <w:tcW w:w="1440" w:type="dxa"/>
-            <w:shd w:val="clear" w:color="auto" w:fill="auto"/>
             <w:tcMar>
               <w:top w:w="28" w:type="dxa"/>
               <w:left w:w="28" w:type="dxa"/>
@@ -954,7 +911,6 @@
         <w:tc>
           <w:tcPr>
             <w:tcW w:w="3600" w:type="dxa"/>
-            <w:shd w:val="clear" w:color="auto" w:fill="auto"/>
             <w:tcMar>
               <w:top w:w="28" w:type="dxa"/>
               <w:left w:w="28" w:type="dxa"/>
@@ -1051,7 +1007,6 @@
         <w:tc>
           <w:tcPr>
             <w:tcW w:w="3600" w:type="dxa"/>
-            <w:shd w:val="clear" w:color="auto" w:fill="auto"/>
             <w:tcMar>
               <w:top w:w="28" w:type="dxa"/>
               <w:left w:w="28" w:type="dxa"/>
@@ -1079,7 +1034,6 @@
         <w:tc>
           <w:tcPr>
             <w:tcW w:w="1440" w:type="dxa"/>
-            <w:shd w:val="clear" w:color="auto" w:fill="auto"/>
             <w:tcMar>
               <w:top w:w="28" w:type="dxa"/>
               <w:left w:w="28" w:type="dxa"/>
@@ -1107,7 +1061,6 @@
         <w:tc>
           <w:tcPr>
             <w:tcW w:w="3600" w:type="dxa"/>
-            <w:shd w:val="clear" w:color="auto" w:fill="auto"/>
             <w:tcMar>
               <w:top w:w="28" w:type="dxa"/>
               <w:left w:w="28" w:type="dxa"/>
@@ -1140,7 +1093,6 @@
         <w:tc>
           <w:tcPr>
             <w:tcW w:w="3600" w:type="dxa"/>
-            <w:shd w:val="clear" w:color="auto" w:fill="auto"/>
             <w:tcMar>
               <w:top w:w="28" w:type="dxa"/>
               <w:left w:w="28" w:type="dxa"/>
@@ -1168,7 +1120,6 @@
         <w:tc>
           <w:tcPr>
             <w:tcW w:w="1440" w:type="dxa"/>
-            <w:shd w:val="clear" w:color="auto" w:fill="auto"/>
             <w:tcMar>
               <w:top w:w="28" w:type="dxa"/>
               <w:left w:w="28" w:type="dxa"/>
@@ -1191,7 +1142,6 @@
         <w:tc>
           <w:tcPr>
             <w:tcW w:w="3600" w:type="dxa"/>
-            <w:shd w:val="clear" w:color="auto" w:fill="auto"/>
             <w:tcMar>
               <w:top w:w="28" w:type="dxa"/>
               <w:left w:w="28" w:type="dxa"/>
@@ -1219,7 +1169,6 @@
         <w:tc>
           <w:tcPr>
             <w:tcW w:w="3600" w:type="dxa"/>
-            <w:shd w:val="clear" w:color="auto" w:fill="auto"/>
             <w:tcMar>
               <w:top w:w="28" w:type="dxa"/>
               <w:left w:w="28" w:type="dxa"/>
@@ -1247,7 +1196,6 @@
         <w:tc>
           <w:tcPr>
             <w:tcW w:w="1440" w:type="dxa"/>
-            <w:shd w:val="clear" w:color="auto" w:fill="auto"/>
             <w:tcMar>
               <w:top w:w="28" w:type="dxa"/>
               <w:left w:w="28" w:type="dxa"/>
@@ -1270,7 +1218,6 @@
         <w:tc>
           <w:tcPr>
             <w:tcW w:w="3600" w:type="dxa"/>
-            <w:shd w:val="clear" w:color="auto" w:fill="auto"/>
             <w:tcMar>
               <w:top w:w="28" w:type="dxa"/>
               <w:left w:w="28" w:type="dxa"/>
@@ -1298,7 +1245,6 @@
         <w:tc>
           <w:tcPr>
             <w:tcW w:w="3600" w:type="dxa"/>
-            <w:shd w:val="clear" w:color="auto" w:fill="auto"/>
             <w:tcMar>
               <w:top w:w="28" w:type="dxa"/>
               <w:left w:w="28" w:type="dxa"/>
@@ -1326,7 +1272,6 @@
         <w:tc>
           <w:tcPr>
             <w:tcW w:w="1440" w:type="dxa"/>
-            <w:shd w:val="clear" w:color="auto" w:fill="auto"/>
             <w:tcMar>
               <w:top w:w="28" w:type="dxa"/>
               <w:left w:w="28" w:type="dxa"/>
@@ -1349,7 +1294,6 @@
         <w:tc>
           <w:tcPr>
             <w:tcW w:w="3600" w:type="dxa"/>
-            <w:shd w:val="clear" w:color="auto" w:fill="auto"/>
             <w:tcMar>
               <w:top w:w="28" w:type="dxa"/>
               <w:left w:w="28" w:type="dxa"/>
@@ -1507,7 +1451,6 @@
         <w:tc>
           <w:tcPr>
             <w:tcW w:w="3600" w:type="dxa"/>
-            <w:shd w:val="clear" w:color="auto" w:fill="auto"/>
             <w:tcMar>
               <w:top w:w="28" w:type="dxa"/>
               <w:left w:w="28" w:type="dxa"/>
@@ -1535,7 +1478,6 @@
         <w:tc>
           <w:tcPr>
             <w:tcW w:w="1440" w:type="dxa"/>
-            <w:shd w:val="clear" w:color="auto" w:fill="auto"/>
             <w:tcMar>
               <w:top w:w="28" w:type="dxa"/>
               <w:left w:w="28" w:type="dxa"/>
@@ -1563,7 +1505,6 @@
         <w:tc>
           <w:tcPr>
             <w:tcW w:w="3600" w:type="dxa"/>
-            <w:shd w:val="clear" w:color="auto" w:fill="auto"/>
             <w:tcMar>
               <w:top w:w="28" w:type="dxa"/>
               <w:left w:w="28" w:type="dxa"/>
@@ -1596,7 +1537,6 @@
         <w:tc>
           <w:tcPr>
             <w:tcW w:w="3600" w:type="dxa"/>
-            <w:shd w:val="clear" w:color="auto" w:fill="auto"/>
             <w:tcMar>
               <w:top w:w="28" w:type="dxa"/>
               <w:left w:w="28" w:type="dxa"/>
@@ -1626,7 +1566,6 @@
         <w:tc>
           <w:tcPr>
             <w:tcW w:w="1440" w:type="dxa"/>
-            <w:shd w:val="clear" w:color="auto" w:fill="auto"/>
             <w:tcMar>
               <w:top w:w="28" w:type="dxa"/>
               <w:left w:w="28" w:type="dxa"/>
@@ -1649,7 +1588,6 @@
         <w:tc>
           <w:tcPr>
             <w:tcW w:w="3600" w:type="dxa"/>
-            <w:shd w:val="clear" w:color="auto" w:fill="auto"/>
             <w:tcMar>
               <w:top w:w="28" w:type="dxa"/>
               <w:left w:w="28" w:type="dxa"/>
@@ -1677,7 +1615,6 @@
         <w:tc>
           <w:tcPr>
             <w:tcW w:w="3600" w:type="dxa"/>
-            <w:shd w:val="clear" w:color="auto" w:fill="auto"/>
             <w:tcMar>
               <w:top w:w="28" w:type="dxa"/>
               <w:left w:w="28" w:type="dxa"/>
@@ -1707,7 +1644,6 @@
         <w:tc>
           <w:tcPr>
             <w:tcW w:w="1440" w:type="dxa"/>
-            <w:shd w:val="clear" w:color="auto" w:fill="auto"/>
             <w:tcMar>
               <w:top w:w="28" w:type="dxa"/>
               <w:left w:w="28" w:type="dxa"/>
@@ -1730,7 +1666,6 @@
         <w:tc>
           <w:tcPr>
             <w:tcW w:w="3600" w:type="dxa"/>
-            <w:shd w:val="clear" w:color="auto" w:fill="auto"/>
             <w:tcMar>
               <w:top w:w="28" w:type="dxa"/>
               <w:left w:w="28" w:type="dxa"/>
@@ -1758,7 +1693,6 @@
         <w:tc>
           <w:tcPr>
             <w:tcW w:w="3600" w:type="dxa"/>
-            <w:shd w:val="clear" w:color="auto" w:fill="auto"/>
             <w:tcMar>
               <w:top w:w="28" w:type="dxa"/>
               <w:left w:w="28" w:type="dxa"/>
@@ -1788,7 +1722,6 @@
         <w:tc>
           <w:tcPr>
             <w:tcW w:w="1440" w:type="dxa"/>
-            <w:shd w:val="clear" w:color="auto" w:fill="auto"/>
             <w:tcMar>
               <w:top w:w="28" w:type="dxa"/>
               <w:left w:w="28" w:type="dxa"/>
@@ -1811,7 +1744,6 @@
         <w:tc>
           <w:tcPr>
             <w:tcW w:w="3600" w:type="dxa"/>
-            <w:shd w:val="clear" w:color="auto" w:fill="auto"/>
             <w:tcMar>
               <w:top w:w="28" w:type="dxa"/>
               <w:left w:w="28" w:type="dxa"/>
@@ -1871,13 +1803,7 @@
         <w:t>_test.py</w:t>
       </w:r>
       <w:r>
-        <w:t xml:space="preserve"> to check your answers to </w:t>
-      </w:r>
-      <w:r>
-        <w:t>all questions</w:t>
-      </w:r>
-      <w:r>
-        <w:t>.</w:t>
+        <w:t xml:space="preserve"> to check your answers to all questions.</w:t>
       </w:r>
     </w:p>
     <w:sectPr>
